--- a/klagomål/A 29274-2026 FSC-klagomål.docx
+++ b/klagomål/A 29274-2026 FSC-klagomål.docx
@@ -1557,7 +1557,7 @@
     <w:r>
       <w:tab/>
       <w:tab/>
-      <w:t>2026-08-15</w:t>
+      <w:t>2026-08-16</w:t>
       <w:br/>
       <w:br/>
     </w:r>

--- a/klagomål/A 29274-2026 FSC-klagomål.docx
+++ b/klagomål/A 29274-2026 FSC-klagomål.docx
@@ -1557,7 +1557,7 @@
     <w:r>
       <w:tab/>
       <w:tab/>
-      <w:t>2026-08-16</w:t>
+      <w:t>2026-08-17</w:t>
       <w:br/>
       <w:br/>
     </w:r>

--- a/klagomål/A 29274-2026 FSC-klagomål.docx
+++ b/klagomål/A 29274-2026 FSC-klagomål.docx
@@ -1557,7 +1557,7 @@
     <w:r>
       <w:tab/>
       <w:tab/>
-      <w:t>2026-08-17</w:t>
+      <w:t>2026-08-18</w:t>
       <w:br/>
       <w:br/>
     </w:r>

--- a/klagomål/A 29274-2026 FSC-klagomål.docx
+++ b/klagomål/A 29274-2026 FSC-klagomål.docx
@@ -1557,7 +1557,7 @@
     <w:r>
       <w:tab/>
       <w:tab/>
-      <w:t>2026-08-18</w:t>
+      <w:t>2026-08-19</w:t>
       <w:br/>
       <w:br/>
     </w:r>

--- a/klagomål/A 29274-2026 FSC-klagomål.docx
+++ b/klagomål/A 29274-2026 FSC-klagomål.docx
@@ -1557,7 +1557,7 @@
     <w:r>
       <w:tab/>
       <w:tab/>
-      <w:t>2026-08-19</w:t>
+      <w:t>2026-08-20</w:t>
       <w:br/>
       <w:br/>
     </w:r>

--- a/klagomål/A 29274-2026 FSC-klagomål.docx
+++ b/klagomål/A 29274-2026 FSC-klagomål.docx
@@ -1557,7 +1557,7 @@
     <w:r>
       <w:tab/>
       <w:tab/>
-      <w:t>2026-08-20</w:t>
+      <w:t>2026-08-21</w:t>
       <w:br/>
       <w:br/>
     </w:r>

--- a/klagomål/A 29274-2026 FSC-klagomål.docx
+++ b/klagomål/A 29274-2026 FSC-klagomål.docx
@@ -1557,7 +1557,7 @@
     <w:r>
       <w:tab/>
       <w:tab/>
-      <w:t>2026-08-21</w:t>
+      <w:t>2026-08-22</w:t>
       <w:br/>
       <w:br/>
     </w:r>

--- a/klagomål/A 29274-2026 FSC-klagomål.docx
+++ b/klagomål/A 29274-2026 FSC-klagomål.docx
@@ -1557,7 +1557,7 @@
     <w:r>
       <w:tab/>
       <w:tab/>
-      <w:t>2026-08-22</w:t>
+      <w:t>2026-08-23</w:t>
       <w:br/>
       <w:br/>
     </w:r>

--- a/klagomål/A 29274-2026 FSC-klagomål.docx
+++ b/klagomål/A 29274-2026 FSC-klagomål.docx
@@ -1557,7 +1557,7 @@
     <w:r>
       <w:tab/>
       <w:tab/>
-      <w:t>2026-08-23</w:t>
+      <w:t>2026-08-24</w:t>
       <w:br/>
       <w:br/>
     </w:r>

--- a/klagomål/A 29274-2026 FSC-klagomål.docx
+++ b/klagomål/A 29274-2026 FSC-klagomål.docx
@@ -1557,7 +1557,7 @@
     <w:r>
       <w:tab/>
       <w:tab/>
-      <w:t>2026-08-24</w:t>
+      <w:t>2026-08-25</w:t>
       <w:br/>
       <w:br/>
     </w:r>

--- a/klagomål/A 29274-2026 FSC-klagomål.docx
+++ b/klagomål/A 29274-2026 FSC-klagomål.docx
@@ -1557,7 +1557,7 @@
     <w:r>
       <w:tab/>
       <w:tab/>
-      <w:t>2026-08-25</w:t>
+      <w:t>2026-08-26</w:t>
       <w:br/>
       <w:br/>
     </w:r>

--- a/klagomål/A 29274-2026 FSC-klagomål.docx
+++ b/klagomål/A 29274-2026 FSC-klagomål.docx
@@ -1557,7 +1557,7 @@
     <w:r>
       <w:tab/>
       <w:tab/>
-      <w:t>2026-08-26</w:t>
+      <w:t>2026-08-27</w:t>
       <w:br/>
       <w:br/>
     </w:r>

--- a/klagomål/A 29274-2026 FSC-klagomål.docx
+++ b/klagomål/A 29274-2026 FSC-klagomål.docx
@@ -1557,7 +1557,7 @@
     <w:r>
       <w:tab/>
       <w:tab/>
-      <w:t>2026-08-27</w:t>
+      <w:t>2026-08-28</w:t>
       <w:br/>
       <w:br/>
     </w:r>

--- a/klagomål/A 29274-2026 FSC-klagomål.docx
+++ b/klagomål/A 29274-2026 FSC-klagomål.docx
@@ -1557,7 +1557,7 @@
     <w:r>
       <w:tab/>
       <w:tab/>
-      <w:t>2026-08-28</w:t>
+      <w:t>2026-08-29</w:t>
       <w:br/>
       <w:br/>
     </w:r>

--- a/klagomål/A 29274-2026 FSC-klagomål.docx
+++ b/klagomål/A 29274-2026 FSC-klagomål.docx
@@ -1557,7 +1557,7 @@
     <w:r>
       <w:tab/>
       <w:tab/>
-      <w:t>2026-08-29</w:t>
+      <w:t>2026-08-31</w:t>
       <w:br/>
       <w:br/>
     </w:r>

--- a/klagomål/A 29274-2026 FSC-klagomål.docx
+++ b/klagomål/A 29274-2026 FSC-klagomål.docx
@@ -1557,7 +1557,7 @@
     <w:r>
       <w:tab/>
       <w:tab/>
-      <w:t>2026-08-31</w:t>
+      <w:t>2026-09-01</w:t>
       <w:br/>
       <w:br/>
     </w:r>

--- a/klagomål/A 29274-2026 FSC-klagomål.docx
+++ b/klagomål/A 29274-2026 FSC-klagomål.docx
@@ -1557,7 +1557,7 @@
     <w:r>
       <w:tab/>
       <w:tab/>
-      <w:t>2026-09-01</w:t>
+      <w:t>2026-09-02</w:t>
       <w:br/>
       <w:br/>
     </w:r>

--- a/klagomål/A 29274-2026 FSC-klagomål.docx
+++ b/klagomål/A 29274-2026 FSC-klagomål.docx
@@ -1557,7 +1557,7 @@
     <w:r>
       <w:tab/>
       <w:tab/>
-      <w:t>2026-09-02</w:t>
+      <w:t>2026-09-03</w:t>
       <w:br/>
       <w:br/>
     </w:r>

--- a/klagomål/A 29274-2026 FSC-klagomål.docx
+++ b/klagomål/A 29274-2026 FSC-klagomål.docx
@@ -1557,7 +1557,7 @@
     <w:r>
       <w:tab/>
       <w:tab/>
-      <w:t>2026-09-03</w:t>
+      <w:t>2026-09-04</w:t>
       <w:br/>
       <w:br/>
     </w:r>

--- a/klagomål/A 29274-2026 FSC-klagomål.docx
+++ b/klagomål/A 29274-2026 FSC-klagomål.docx
@@ -1557,7 +1557,7 @@
     <w:r>
       <w:tab/>
       <w:tab/>
-      <w:t>2026-09-04</w:t>
+      <w:t>2026-09-05</w:t>
       <w:br/>
       <w:br/>
     </w:r>

--- a/klagomål/A 29274-2026 FSC-klagomål.docx
+++ b/klagomål/A 29274-2026 FSC-klagomål.docx
@@ -1557,7 +1557,7 @@
     <w:r>
       <w:tab/>
       <w:tab/>
-      <w:t>2026-09-05</w:t>
+      <w:t>2026-09-06</w:t>
       <w:br/>
       <w:br/>
     </w:r>

--- a/klagomål/A 29274-2026 FSC-klagomål.docx
+++ b/klagomål/A 29274-2026 FSC-klagomål.docx
@@ -1557,7 +1557,7 @@
     <w:r>
       <w:tab/>
       <w:tab/>
-      <w:t>2026-09-06</w:t>
+      <w:t>2026-09-07</w:t>
       <w:br/>
       <w:br/>
     </w:r>

--- a/klagomål/A 29274-2026 FSC-klagomål.docx
+++ b/klagomål/A 29274-2026 FSC-klagomål.docx
@@ -1557,7 +1557,7 @@
     <w:r>
       <w:tab/>
       <w:tab/>
-      <w:t>2026-09-07</w:t>
+      <w:t>2026-09-08</w:t>
       <w:br/>
       <w:br/>
     </w:r>

--- a/klagomål/A 29274-2026 FSC-klagomål.docx
+++ b/klagomål/A 29274-2026 FSC-klagomål.docx
@@ -1557,7 +1557,7 @@
     <w:r>
       <w:tab/>
       <w:tab/>
-      <w:t>2026-09-08</w:t>
+      <w:t>2026-09-09</w:t>
       <w:br/>
       <w:br/>
     </w:r>

--- a/klagomål/A 29274-2026 FSC-klagomål.docx
+++ b/klagomål/A 29274-2026 FSC-klagomål.docx
@@ -1557,7 +1557,7 @@
     <w:r>
       <w:tab/>
       <w:tab/>
-      <w:t>2026-09-09</w:t>
+      <w:t>2026-09-10</w:t>
       <w:br/>
       <w:br/>
     </w:r>

--- a/klagomål/A 29274-2026 FSC-klagomål.docx
+++ b/klagomål/A 29274-2026 FSC-klagomål.docx
@@ -1557,7 +1557,7 @@
     <w:r>
       <w:tab/>
       <w:tab/>
-      <w:t>2026-09-10</w:t>
+      <w:t>2026-09-11</w:t>
       <w:br/>
       <w:br/>
     </w:r>

--- a/klagomål/A 29274-2026 FSC-klagomål.docx
+++ b/klagomål/A 29274-2026 FSC-klagomål.docx
@@ -1557,7 +1557,7 @@
     <w:r>
       <w:tab/>
       <w:tab/>
-      <w:t>2026-09-11</w:t>
+      <w:t>2026-09-12</w:t>
       <w:br/>
       <w:br/>
     </w:r>

--- a/klagomål/A 29274-2026 FSC-klagomål.docx
+++ b/klagomål/A 29274-2026 FSC-klagomål.docx
@@ -178,7 +178,7 @@
       <w:r>
         <w:drawing>
           <wp:inline xmlns:a="http://schemas.openxmlformats.org/drawingml/2006/main" xmlns:pic="http://schemas.openxmlformats.org/drawingml/2006/picture">
-            <wp:extent cx="5486400" cy="5695675"/>
+            <wp:extent cx="5411579" cy="5724000"/>
             <wp:docPr id="1" name="Picture 1"/>
             <wp:cNvGraphicFramePr>
               <a:graphicFrameLocks noChangeAspect="1"/>
@@ -199,7 +199,7 @@
                   <pic:spPr>
                     <a:xfrm>
                       <a:off x="0" y="0"/>
-                      <a:ext cx="5486400" cy="5695675"/>
+                      <a:ext cx="5411579" cy="5724000"/>
                     </a:xfrm>
                     <a:prstGeom prst="rect"/>
                   </pic:spPr>
@@ -221,7 +221,7 @@
     </w:p>
     <w:p>
       <w:r>
-        <w:t>I och inom 6 meter från avverkningsanmälan finns fynd av 15 naturvårdsarter, varav 6 är rödlistade, 3 är fridlysta, 13 är typiska (T) och 4 är signalarter (S): garnlav (VU, T), knärot (VU, T, §8), dropptaggsvamp (NT, T), kryddspindling (NT, T), tretåig hackspett (NT, T, §4), äggvaxskivling (NT), spindelblomster (S, T, §8), stuplav (S, T), svavelriska (S), tibast (S, T), bergsslok (T), brudborste (T), kransmossa (T), kärrfibbla (T) och ormbär (T). Se Figur 1.</w:t>
+        <w:t>I och inom 6 meter från avverkningsanmälan finns fynd av 16 naturvårdsarter, varav 6 är rödlistade, 3 är fridlysta, 13 är typiska (T) och 5 är signalarter (S): garnlav (VU, T), knärot (VU, T, §8), dropptaggsvamp (NT, T), kryddspindling (NT, T), tretåig hackspett (NT, T, §4), äggvaxskivling (NT), gräsull (S), spindelblomster (S, T, §8), stuplav (S, T), svavelriska (S), tibast (S, T), bergsslok (T), brudborste (T), kransmossa (T), kärrfibbla (T) och ormbär (T). Se Figur 1.</w:t>
       </w:r>
     </w:p>
     <w:p>
@@ -794,7 +794,7 @@
         <w:rPr>
           <w:i/>
         </w:rPr>
-        <w:t>I det avverkningsanmälda skogsområdet har 15 naturvårdsarter varav 6 rödlistade arter sina livsmiljöer och växtplatser.</w:t>
+        <w:t>I det avverkningsanmälda skogsområdet har 16 naturvårdsarter varav 6 rödlistade arter sina livsmiljöer och växtplatser.</w:t>
       </w:r>
     </w:p>
     <w:p>
@@ -1557,7 +1557,7 @@
     <w:r>
       <w:tab/>
       <w:tab/>
-      <w:t>2026-09-12</w:t>
+      <w:t>2026-09-13</w:t>
       <w:br/>
       <w:br/>
     </w:r>
